--- a/ADG/14장/14장_실습문제_추가서술형.docx
+++ b/ADG/14장/14장_실습문제_추가서술형.docx
@@ -16,7 +16,21 @@
           <w:rFonts w:ascii="맑은 고딕" w:hAnsi="맑은 고딕" w:eastAsia="맑은 고딕"/>
           <w:sz w:val="21"/>
         </w:rPr>
-        <w:t>총 20문항 (서술형 8 · 문제해결형 6 · 진단절차형 6). 객관식이 아니며, 각 문항 아래 답안 작성 공간을 둔다. 실습 환경(chicago-srv Primary / boston-srv Physical Standby, Broker 구성 `dg_chicago`, 19.3 EE)을 전제로 답한다.</w:t>
+        <w:t xml:space="preserve">총 20문항 (서술형 8 · 문제해결형 6 · 진단절차형 6). 객관식이 아니며, 각 문항 아래 답안 작성 공간을 둔다. 실습 환경(chicago-srv Primary / boston-srv Physical Standby, Broker 구성 </w:t>
+      </w:r>
+      <w:r>
+        <w:rPr>
+          <w:rFonts w:ascii="Consolas" w:hAnsi="Consolas" w:eastAsia="맑은 고딕"/>
+          <w:sz w:val="21"/>
+        </w:rPr>
+        <w:t xml:space="preserve">dg_chicago</w:t>
+      </w:r>
+      <w:r>
+        <w:rPr>
+          <w:rFonts w:ascii="맑은 고딕" w:hAnsi="맑은 고딕" w:eastAsia="맑은 고딕"/>
+          <w:sz w:val="21"/>
+        </w:rPr>
+        <w:t xml:space="preserve">, 19.3 EE)을 전제로 답한다.</w:t>
       </w:r>
     </w:p>
     <w:p>
@@ -42,7 +56,35 @@
           <w:rFonts w:ascii="맑은 고딕" w:hAnsi="맑은 고딕" w:eastAsia="맑은 고딕"/>
           <w:sz w:val="21"/>
         </w:rPr>
-        <w:t>[추가-01] `SHOW CONFIGURATION`과 `VALIDATE DATABASE`가 각각 어떤 질문에 답하는지 정의하고, 같은 상황에서 서로 다른 답을 낸 실측 사례를 들어 그 차이가 왜 생기는지 설명하라.</w:t>
+        <w:t xml:space="preserve">[추가-01] </w:t>
+      </w:r>
+      <w:r>
+        <w:rPr>
+          <w:rFonts w:ascii="Consolas" w:hAnsi="Consolas" w:eastAsia="맑은 고딕"/>
+          <w:sz w:val="21"/>
+        </w:rPr>
+        <w:t xml:space="preserve">SHOW CONFIGURATION</w:t>
+      </w:r>
+      <w:r>
+        <w:rPr>
+          <w:rFonts w:ascii="맑은 고딕" w:hAnsi="맑은 고딕" w:eastAsia="맑은 고딕"/>
+          <w:sz w:val="21"/>
+        </w:rPr>
+        <w:t xml:space="preserve">과 </w:t>
+      </w:r>
+      <w:r>
+        <w:rPr>
+          <w:rFonts w:ascii="Consolas" w:hAnsi="Consolas" w:eastAsia="맑은 고딕"/>
+          <w:sz w:val="21"/>
+        </w:rPr>
+        <w:t xml:space="preserve">VALIDATE DATABASE</w:t>
+      </w:r>
+      <w:r>
+        <w:rPr>
+          <w:rFonts w:ascii="맑은 고딕" w:hAnsi="맑은 고딕" w:eastAsia="맑은 고딕"/>
+          <w:sz w:val="21"/>
+        </w:rPr>
+        <w:t xml:space="preserve">가 각각 어떤 질문에 답하는지 정의하고, 같은 상황에서 서로 다른 답을 낸 실측 사례를 들어 그 차이가 왜 생기는지 설명하라.</w:t>
       </w:r>
     </w:p>
     <w:p>
@@ -69,7 +111,49 @@
           <w:rFonts w:ascii="맑은 고딕" w:hAnsi="맑은 고딕" w:eastAsia="맑은 고딕"/>
           <w:sz w:val="21"/>
         </w:rPr>
-        <w:t>[추가-02] `LogShipping=OFF` 상태에서 `transport lag`과 `apply lag`이 모두 0으로 나온 이유를 두 지연의 정의로부터 설명하고, 이 값을 감시에 쓸 때 생기는 위험을 논하라.</w:t>
+        <w:t xml:space="preserve">[추가-02] </w:t>
+      </w:r>
+      <w:r>
+        <w:rPr>
+          <w:rFonts w:ascii="Consolas" w:hAnsi="Consolas" w:eastAsia="맑은 고딕"/>
+          <w:sz w:val="21"/>
+        </w:rPr>
+        <w:t xml:space="preserve">LogShipping=OFF</w:t>
+      </w:r>
+      <w:r>
+        <w:rPr>
+          <w:rFonts w:ascii="맑은 고딕" w:hAnsi="맑은 고딕" w:eastAsia="맑은 고딕"/>
+          <w:sz w:val="21"/>
+        </w:rPr>
+        <w:t xml:space="preserve"> 상태에서 </w:t>
+      </w:r>
+      <w:r>
+        <w:rPr>
+          <w:rFonts w:ascii="Consolas" w:hAnsi="Consolas" w:eastAsia="맑은 고딕"/>
+          <w:sz w:val="21"/>
+        </w:rPr>
+        <w:t xml:space="preserve">transport lag</w:t>
+      </w:r>
+      <w:r>
+        <w:rPr>
+          <w:rFonts w:ascii="맑은 고딕" w:hAnsi="맑은 고딕" w:eastAsia="맑은 고딕"/>
+          <w:sz w:val="21"/>
+        </w:rPr>
+        <w:t xml:space="preserve">과 </w:t>
+      </w:r>
+      <w:r>
+        <w:rPr>
+          <w:rFonts w:ascii="Consolas" w:hAnsi="Consolas" w:eastAsia="맑은 고딕"/>
+          <w:sz w:val="21"/>
+        </w:rPr>
+        <w:t xml:space="preserve">apply lag</w:t>
+      </w:r>
+      <w:r>
+        <w:rPr>
+          <w:rFonts w:ascii="맑은 고딕" w:hAnsi="맑은 고딕" w:eastAsia="맑은 고딕"/>
+          <w:sz w:val="21"/>
+        </w:rPr>
+        <w:t xml:space="preserve">이 모두 0으로 나온 이유를 두 지연의 정의로부터 설명하고, 이 값을 감시에 쓸 때 생기는 위험을 논하라.</w:t>
       </w:r>
     </w:p>
     <w:p>
@@ -96,7 +180,35 @@
           <w:rFonts w:ascii="맑은 고딕" w:hAnsi="맑은 고딕" w:eastAsia="맑은 고딕"/>
           <w:sz w:val="21"/>
         </w:rPr>
-        <w:t>[추가-03] Broker가 경보하는 항목과 경보하지 않는 항목의 경계가 어디인지, `LogShipping=OFF`와 `DelayMins=2`의 실측 대비를 근거로 설명하라.</w:t>
+        <w:t xml:space="preserve">[추가-03] Broker가 경보하는 항목과 경보하지 않는 항목의 경계가 어디인지, </w:t>
+      </w:r>
+      <w:r>
+        <w:rPr>
+          <w:rFonts w:ascii="Consolas" w:hAnsi="Consolas" w:eastAsia="맑은 고딕"/>
+          <w:sz w:val="21"/>
+        </w:rPr>
+        <w:t xml:space="preserve">LogShipping=OFF</w:t>
+      </w:r>
+      <w:r>
+        <w:rPr>
+          <w:rFonts w:ascii="맑은 고딕" w:hAnsi="맑은 고딕" w:eastAsia="맑은 고딕"/>
+          <w:sz w:val="21"/>
+        </w:rPr>
+        <w:t xml:space="preserve">와 </w:t>
+      </w:r>
+      <w:r>
+        <w:rPr>
+          <w:rFonts w:ascii="Consolas" w:hAnsi="Consolas" w:eastAsia="맑은 고딕"/>
+          <w:sz w:val="21"/>
+        </w:rPr>
+        <w:t xml:space="preserve">DelayMins=2</w:t>
+      </w:r>
+      <w:r>
+        <w:rPr>
+          <w:rFonts w:ascii="맑은 고딕" w:hAnsi="맑은 고딕" w:eastAsia="맑은 고딕"/>
+          <w:sz w:val="21"/>
+        </w:rPr>
+        <w:t xml:space="preserve">의 실측 대비를 근거로 설명하라.</w:t>
       </w:r>
     </w:p>
     <w:p>
@@ -123,7 +235,21 @@
           <w:rFonts w:ascii="맑은 고딕" w:hAnsi="맑은 고딕" w:eastAsia="맑은 고딕"/>
           <w:sz w:val="21"/>
         </w:rPr>
-        <w:t>[추가-04] `DelayMins`가 사는 것과 파는 것을 각각 정리하고, 이 속성을 도입할 때 함께 조정해야 하는 설정과 그 이유를 서술하라.</w:t>
+        <w:t xml:space="preserve">[추가-04] </w:t>
+      </w:r>
+      <w:r>
+        <w:rPr>
+          <w:rFonts w:ascii="Consolas" w:hAnsi="Consolas" w:eastAsia="맑은 고딕"/>
+          <w:sz w:val="21"/>
+        </w:rPr>
+        <w:t xml:space="preserve">DelayMins</w:t>
+      </w:r>
+      <w:r>
+        <w:rPr>
+          <w:rFonts w:ascii="맑은 고딕" w:hAnsi="맑은 고딕" w:eastAsia="맑은 고딕"/>
+          <w:sz w:val="21"/>
+        </w:rPr>
+        <w:t xml:space="preserve">가 사는 것과 파는 것을 각각 정리하고, 이 속성을 도입할 때 함께 조정해야 하는 설정과 그 이유를 서술하라.</w:t>
       </w:r>
     </w:p>
     <w:p>
@@ -150,7 +276,49 @@
           <w:rFonts w:ascii="맑은 고딕" w:hAnsi="맑은 고딕" w:eastAsia="맑은 고딕"/>
           <w:sz w:val="21"/>
         </w:rPr>
-        <w:t>[추가-05] `VALIDATE DATABASE VERBOSE`가 보여 주는 `Current`와 `Future` 구성이 무엇을 계산하는지 설명하고, 이 계산을 손으로 하려면 어떤 뷰를 어떻게 조회해야 하는지 제시하라.</w:t>
+        <w:t xml:space="preserve">[추가-05] </w:t>
+      </w:r>
+      <w:r>
+        <w:rPr>
+          <w:rFonts w:ascii="Consolas" w:hAnsi="Consolas" w:eastAsia="맑은 고딕"/>
+          <w:sz w:val="21"/>
+        </w:rPr>
+        <w:t xml:space="preserve">VALIDATE DATABASE VERBOSE</w:t>
+      </w:r>
+      <w:r>
+        <w:rPr>
+          <w:rFonts w:ascii="맑은 고딕" w:hAnsi="맑은 고딕" w:eastAsia="맑은 고딕"/>
+          <w:sz w:val="21"/>
+        </w:rPr>
+        <w:t xml:space="preserve">가 보여 주는 </w:t>
+      </w:r>
+      <w:r>
+        <w:rPr>
+          <w:rFonts w:ascii="Consolas" w:hAnsi="Consolas" w:eastAsia="맑은 고딕"/>
+          <w:sz w:val="21"/>
+        </w:rPr>
+        <w:t xml:space="preserve">Current</w:t>
+      </w:r>
+      <w:r>
+        <w:rPr>
+          <w:rFonts w:ascii="맑은 고딕" w:hAnsi="맑은 고딕" w:eastAsia="맑은 고딕"/>
+          <w:sz w:val="21"/>
+        </w:rPr>
+        <w:t xml:space="preserve">와 </w:t>
+      </w:r>
+      <w:r>
+        <w:rPr>
+          <w:rFonts w:ascii="Consolas" w:hAnsi="Consolas" w:eastAsia="맑은 고딕"/>
+          <w:sz w:val="21"/>
+        </w:rPr>
+        <w:t xml:space="preserve">Future</w:t>
+      </w:r>
+      <w:r>
+        <w:rPr>
+          <w:rFonts w:ascii="맑은 고딕" w:hAnsi="맑은 고딕" w:eastAsia="맑은 고딕"/>
+          <w:sz w:val="21"/>
+        </w:rPr>
+        <w:t xml:space="preserve"> 구성이 무엇을 계산하는지 설명하고, 이 계산을 손으로 하려면 어떤 뷰를 어떻게 조회해야 하는지 제시하라.</w:t>
       </w:r>
     </w:p>
     <w:p>
@@ -266,7 +434,35 @@
           <w:rFonts w:ascii="맑은 고딕" w:hAnsi="맑은 고딕" w:eastAsia="맑은 고딕"/>
           <w:sz w:val="21"/>
         </w:rPr>
-        <w:t>[추가-09] 아침 점검에서 `SHOW CONFIGURATION`이 `SUCCESS`, 두 지연도 0으로 나왔다. 그런데 야간에 재해가 나면 전환할 수 없는 상태였다는 것을 나중에 알았다. 어떤 상황이 이런 결과를 만들 수 있는지 두 가지 이상 제시하고, 점검 절차를 어떻게 고쳐야 하는지 답하라.</w:t>
+        <w:t xml:space="preserve">[추가-09] 아침 점검에서 </w:t>
+      </w:r>
+      <w:r>
+        <w:rPr>
+          <w:rFonts w:ascii="Consolas" w:hAnsi="Consolas" w:eastAsia="맑은 고딕"/>
+          <w:sz w:val="21"/>
+        </w:rPr>
+        <w:t xml:space="preserve">SHOW CONFIGURATION</w:t>
+      </w:r>
+      <w:r>
+        <w:rPr>
+          <w:rFonts w:ascii="맑은 고딕" w:hAnsi="맑은 고딕" w:eastAsia="맑은 고딕"/>
+          <w:sz w:val="21"/>
+        </w:rPr>
+        <w:t xml:space="preserve">이 </w:t>
+      </w:r>
+      <w:r>
+        <w:rPr>
+          <w:rFonts w:ascii="Consolas" w:hAnsi="Consolas" w:eastAsia="맑은 고딕"/>
+          <w:sz w:val="21"/>
+        </w:rPr>
+        <w:t xml:space="preserve">SUCCESS</w:t>
+      </w:r>
+      <w:r>
+        <w:rPr>
+          <w:rFonts w:ascii="맑은 고딕" w:hAnsi="맑은 고딕" w:eastAsia="맑은 고딕"/>
+          <w:sz w:val="21"/>
+        </w:rPr>
+        <w:t xml:space="preserve">, 두 지연도 0으로 나왔다. 그런데 야간에 재해가 나면 전환할 수 없는 상태였다는 것을 나중에 알았다. 어떤 상황이 이런 결과를 만들 수 있는지 두 가지 이상 제시하고, 점검 절차를 어떻게 고쳐야 하는지 답하라.</w:t>
       </w:r>
     </w:p>
     <w:p>
@@ -293,7 +489,35 @@
           <w:rFonts w:ascii="맑은 고딕" w:hAnsi="맑은 고딕" w:eastAsia="맑은 고딕"/>
           <w:sz w:val="21"/>
         </w:rPr>
-        <w:t>[추가-10] `edit database 'boston' set property 'TopWaitEvents'='5';`가 `ORA-16568`로 실패했다. 이 번호가 ORA-16538·ORA-16790과 어떻게 다른지 구별하고, 각각의 조치를 제시하라.</w:t>
+        <w:t xml:space="preserve">[추가-10] </w:t>
+      </w:r>
+      <w:r>
+        <w:rPr>
+          <w:rFonts w:ascii="Consolas" w:hAnsi="Consolas" w:eastAsia="맑은 고딕"/>
+          <w:sz w:val="21"/>
+        </w:rPr>
+        <w:t xml:space="preserve">edit database 'boston' set property 'TopWaitEvents'='5';</w:t>
+      </w:r>
+      <w:r>
+        <w:rPr>
+          <w:rFonts w:ascii="맑은 고딕" w:hAnsi="맑은 고딕" w:eastAsia="맑은 고딕"/>
+          <w:sz w:val="21"/>
+        </w:rPr>
+        <w:t xml:space="preserve">가 </w:t>
+      </w:r>
+      <w:r>
+        <w:rPr>
+          <w:rFonts w:ascii="Consolas" w:hAnsi="Consolas" w:eastAsia="맑은 고딕"/>
+          <w:sz w:val="21"/>
+        </w:rPr>
+        <w:t xml:space="preserve">ORA-16568</w:t>
+      </w:r>
+      <w:r>
+        <w:rPr>
+          <w:rFonts w:ascii="맑은 고딕" w:hAnsi="맑은 고딕" w:eastAsia="맑은 고딕"/>
+          <w:sz w:val="21"/>
+        </w:rPr>
+        <w:t xml:space="preserve">로 실패했다. 이 번호가 ORA-16538·ORA-16790과 어떻게 다른지 구별하고, 각각의 조치를 제시하라.</w:t>
       </w:r>
     </w:p>
     <w:p>
@@ -320,7 +544,21 @@
           <w:rFonts w:ascii="맑은 고딕" w:hAnsi="맑은 고딕" w:eastAsia="맑은 고딕"/>
           <w:sz w:val="21"/>
         </w:rPr>
-        <w:t>[추가-11] 감시 시스템이 매 5분마다 `ORA-16853` 경고를 올려 담당자들이 알림을 무시하기 시작했다. 원인을 진단하는 절차와, 경보를 다시 신뢰할 수 있게 만드는 방법을 제시하라.</w:t>
+        <w:t xml:space="preserve">[추가-11] 감시 시스템이 매 5분마다 </w:t>
+      </w:r>
+      <w:r>
+        <w:rPr>
+          <w:rFonts w:ascii="Consolas" w:hAnsi="Consolas" w:eastAsia="맑은 고딕"/>
+          <w:sz w:val="21"/>
+        </w:rPr>
+        <w:t xml:space="preserve">ORA-16853</w:t>
+      </w:r>
+      <w:r>
+        <w:rPr>
+          <w:rFonts w:ascii="맑은 고딕" w:hAnsi="맑은 고딕" w:eastAsia="맑은 고딕"/>
+          <w:sz w:val="21"/>
+        </w:rPr>
+        <w:t xml:space="preserve"> 경고를 올려 담당자들이 알림을 무시하기 시작했다. 원인을 진단하는 절차와, 경보를 다시 신뢰할 수 있게 만드는 방법을 제시하라.</w:t>
       </w:r>
     </w:p>
     <w:p>
@@ -347,7 +585,35 @@
           <w:rFonts w:ascii="맑은 고딕" w:hAnsi="맑은 고딕" w:eastAsia="맑은 고딕"/>
           <w:sz w:val="21"/>
         </w:rPr>
-        <w:t>[추가-12] 백업 스크립트에 `export configuration to '/backup/dg/dg_chicago.xml';`을 넣었더니 `ORA-16540: invalid argument`가 났다. 원인을 설명하고 스크립트를 어떻게 고쳐야 하는지 구체적인 명령으로 제시하라.</w:t>
+        <w:t xml:space="preserve">[추가-12] 백업 스크립트에 </w:t>
+      </w:r>
+      <w:r>
+        <w:rPr>
+          <w:rFonts w:ascii="Consolas" w:hAnsi="Consolas" w:eastAsia="맑은 고딕"/>
+          <w:sz w:val="21"/>
+        </w:rPr>
+        <w:t xml:space="preserve">export configuration to '/backup/dg/dg_chicago.xml';</w:t>
+      </w:r>
+      <w:r>
+        <w:rPr>
+          <w:rFonts w:ascii="맑은 고딕" w:hAnsi="맑은 고딕" w:eastAsia="맑은 고딕"/>
+          <w:sz w:val="21"/>
+        </w:rPr>
+        <w:t xml:space="preserve">을 넣었더니 </w:t>
+      </w:r>
+      <w:r>
+        <w:rPr>
+          <w:rFonts w:ascii="Consolas" w:hAnsi="Consolas" w:eastAsia="맑은 고딕"/>
+          <w:sz w:val="21"/>
+        </w:rPr>
+        <w:t xml:space="preserve">ORA-16540: invalid argument</w:t>
+      </w:r>
+      <w:r>
+        <w:rPr>
+          <w:rFonts w:ascii="맑은 고딕" w:hAnsi="맑은 고딕" w:eastAsia="맑은 고딕"/>
+          <w:sz w:val="21"/>
+        </w:rPr>
+        <w:t xml:space="preserve">가 났다. 원인을 설명하고 스크립트를 어떻게 고쳐야 하는지 구체적인 명령으로 제시하라.</w:t>
       </w:r>
     </w:p>
     <w:p>
@@ -374,7 +640,35 @@
           <w:rFonts w:ascii="맑은 고딕" w:hAnsi="맑은 고딕" w:eastAsia="맑은 고딕"/>
           <w:sz w:val="21"/>
         </w:rPr>
-        <w:t>[추가-13] 구성 파일 `dr1`·`dr2`가 모두 손상되어 Broker가 구성을 잃었다. 3개월 전에 내보낸 XML만 남아 있다. 복구 절차를 순서대로 제시하고, 각 단계의 위험과 XML이 오래됐다는 사실이 만드는 문제를 함께 논하라.</w:t>
+        <w:t xml:space="preserve">[추가-13] 구성 파일 </w:t>
+      </w:r>
+      <w:r>
+        <w:rPr>
+          <w:rFonts w:ascii="Consolas" w:hAnsi="Consolas" w:eastAsia="맑은 고딕"/>
+          <w:sz w:val="21"/>
+        </w:rPr>
+        <w:t xml:space="preserve">dr1</w:t>
+      </w:r>
+      <w:r>
+        <w:rPr>
+          <w:rFonts w:ascii="맑은 고딕" w:hAnsi="맑은 고딕" w:eastAsia="맑은 고딕"/>
+          <w:sz w:val="21"/>
+        </w:rPr>
+        <w:t xml:space="preserve">·</w:t>
+      </w:r>
+      <w:r>
+        <w:rPr>
+          <w:rFonts w:ascii="Consolas" w:hAnsi="Consolas" w:eastAsia="맑은 고딕"/>
+          <w:sz w:val="21"/>
+        </w:rPr>
+        <w:t xml:space="preserve">dr2</w:t>
+      </w:r>
+      <w:r>
+        <w:rPr>
+          <w:rFonts w:ascii="맑은 고딕" w:hAnsi="맑은 고딕" w:eastAsia="맑은 고딕"/>
+          <w:sz w:val="21"/>
+        </w:rPr>
+        <w:t xml:space="preserve">가 모두 손상되어 Broker가 구성을 잃었다. 3개월 전에 내보낸 XML만 남아 있다. 복구 절차를 순서대로 제시하고, 각 단계의 위험과 XML이 오래됐다는 사실이 만드는 문제를 함께 논하라.</w:t>
       </w:r>
     </w:p>
     <w:p>
@@ -401,7 +695,49 @@
           <w:rFonts w:ascii="맑은 고딕" w:hAnsi="맑은 고딕" w:eastAsia="맑은 고딕"/>
           <w:sz w:val="21"/>
         </w:rPr>
-        <w:t>[추가-14] FSFO를 껐다고 보고했는데 며칠 뒤 `SHOW CONFIGURATION`에 `(*)` 표시와 `ORA-16819`가 그대로 있었다. 무슨 일이 있었는지 추정하고, 올바른 해제 절차와 그 순서를 지켜야 하는 이유를 설명하라.</w:t>
+        <w:t xml:space="preserve">[추가-14] FSFO를 껐다고 보고했는데 며칠 뒤 </w:t>
+      </w:r>
+      <w:r>
+        <w:rPr>
+          <w:rFonts w:ascii="Consolas" w:hAnsi="Consolas" w:eastAsia="맑은 고딕"/>
+          <w:sz w:val="21"/>
+        </w:rPr>
+        <w:t xml:space="preserve">SHOW CONFIGURATION</w:t>
+      </w:r>
+      <w:r>
+        <w:rPr>
+          <w:rFonts w:ascii="맑은 고딕" w:hAnsi="맑은 고딕" w:eastAsia="맑은 고딕"/>
+          <w:sz w:val="21"/>
+        </w:rPr>
+        <w:t xml:space="preserve">에 </w:t>
+      </w:r>
+      <w:r>
+        <w:rPr>
+          <w:rFonts w:ascii="Consolas" w:hAnsi="Consolas" w:eastAsia="맑은 고딕"/>
+          <w:sz w:val="21"/>
+        </w:rPr>
+        <w:t xml:space="preserve">(*)</w:t>
+      </w:r>
+      <w:r>
+        <w:rPr>
+          <w:rFonts w:ascii="맑은 고딕" w:hAnsi="맑은 고딕" w:eastAsia="맑은 고딕"/>
+          <w:sz w:val="21"/>
+        </w:rPr>
+        <w:t xml:space="preserve"> 표시와 </w:t>
+      </w:r>
+      <w:r>
+        <w:rPr>
+          <w:rFonts w:ascii="Consolas" w:hAnsi="Consolas" w:eastAsia="맑은 고딕"/>
+          <w:sz w:val="21"/>
+        </w:rPr>
+        <w:t xml:space="preserve">ORA-16819</w:t>
+      </w:r>
+      <w:r>
+        <w:rPr>
+          <w:rFonts w:ascii="맑은 고딕" w:hAnsi="맑은 고딕" w:eastAsia="맑은 고딕"/>
+          <w:sz w:val="21"/>
+        </w:rPr>
+        <w:t xml:space="preserve">가 그대로 있었다. 무슨 일이 있었는지 추정하고, 올바른 해제 절차와 그 순서를 지켜야 하는 이유를 설명하라.</w:t>
       </w:r>
     </w:p>
     <w:p>
@@ -436,7 +772,35 @@
           <w:rFonts w:ascii="맑은 고딕" w:hAnsi="맑은 고딕" w:eastAsia="맑은 고딕"/>
           <w:sz w:val="21"/>
         </w:rPr>
-        <w:t>[추가-15] `SendQEntries`와 `RecvQEntries`만으로 전송이 막혔는지 적용이 막혔는지 구별하는 절차를 네 가지 조합 표로 정리하고, 각 경우의 다음 확인 항목을 제시하라.</w:t>
+        <w:t xml:space="preserve">[추가-15] </w:t>
+      </w:r>
+      <w:r>
+        <w:rPr>
+          <w:rFonts w:ascii="Consolas" w:hAnsi="Consolas" w:eastAsia="맑은 고딕"/>
+          <w:sz w:val="21"/>
+        </w:rPr>
+        <w:t xml:space="preserve">SendQEntries</w:t>
+      </w:r>
+      <w:r>
+        <w:rPr>
+          <w:rFonts w:ascii="맑은 고딕" w:hAnsi="맑은 고딕" w:eastAsia="맑은 고딕"/>
+          <w:sz w:val="21"/>
+        </w:rPr>
+        <w:t xml:space="preserve">와 </w:t>
+      </w:r>
+      <w:r>
+        <w:rPr>
+          <w:rFonts w:ascii="Consolas" w:hAnsi="Consolas" w:eastAsia="맑은 고딕"/>
+          <w:sz w:val="21"/>
+        </w:rPr>
+        <w:t xml:space="preserve">RecvQEntries</w:t>
+      </w:r>
+      <w:r>
+        <w:rPr>
+          <w:rFonts w:ascii="맑은 고딕" w:hAnsi="맑은 고딕" w:eastAsia="맑은 고딕"/>
+          <w:sz w:val="21"/>
+        </w:rPr>
+        <w:t xml:space="preserve">만으로 전송이 막혔는지 적용이 막혔는지 구별하는 절차를 네 가지 조합 표로 정리하고, 각 경우의 다음 확인 항목을 제시하라.</w:t>
       </w:r>
     </w:p>
     <w:p>
@@ -463,7 +827,35 @@
           <w:rFonts w:ascii="맑은 고딕" w:hAnsi="맑은 고딕" w:eastAsia="맑은 고딕"/>
           <w:sz w:val="21"/>
         </w:rPr>
-        <w:t>[추가-16] `V$DATAGUARD_STATUS`에 `Warning`이 11건 있다. 실제로 봐야 할 것을 골라내는 절차를 SQL과 함께 제시하고, 걸러 낸 뒤에도 확인해야 할 것이 무엇인지 설명하라.</w:t>
+        <w:t xml:space="preserve">[추가-16] </w:t>
+      </w:r>
+      <w:r>
+        <w:rPr>
+          <w:rFonts w:ascii="Consolas" w:hAnsi="Consolas" w:eastAsia="맑은 고딕"/>
+          <w:sz w:val="21"/>
+        </w:rPr>
+        <w:t xml:space="preserve">V$DATAGUARD_STATUS</w:t>
+      </w:r>
+      <w:r>
+        <w:rPr>
+          <w:rFonts w:ascii="맑은 고딕" w:hAnsi="맑은 고딕" w:eastAsia="맑은 고딕"/>
+          <w:sz w:val="21"/>
+        </w:rPr>
+        <w:t xml:space="preserve">에 </w:t>
+      </w:r>
+      <w:r>
+        <w:rPr>
+          <w:rFonts w:ascii="Consolas" w:hAnsi="Consolas" w:eastAsia="맑은 고딕"/>
+          <w:sz w:val="21"/>
+        </w:rPr>
+        <w:t xml:space="preserve">Warning</w:t>
+      </w:r>
+      <w:r>
+        <w:rPr>
+          <w:rFonts w:ascii="맑은 고딕" w:hAnsi="맑은 고딕" w:eastAsia="맑은 고딕"/>
+          <w:sz w:val="21"/>
+        </w:rPr>
+        <w:t xml:space="preserve">이 11건 있다. 실제로 봐야 할 것을 골라내는 절차를 SQL과 함께 제시하고, 걸러 낸 뒤에도 확인해야 할 것이 무엇인지 설명하라.</w:t>
       </w:r>
     </w:p>
     <w:p>
@@ -517,7 +909,21 @@
           <w:rFonts w:ascii="맑은 고딕" w:hAnsi="맑은 고딕" w:eastAsia="맑은 고딕"/>
           <w:sz w:val="21"/>
         </w:rPr>
-        <w:t>[추가-18] 역할 전환을 하기 30분 전이다. `VALIDATE DATABASE VERBOSE`의 출력을 항목별로 어떤 순서로 읽고 무엇을 판정할 것인지 점검표 형태로 제시하라.</w:t>
+        <w:t xml:space="preserve">[추가-18] 역할 전환을 하기 30분 전이다. </w:t>
+      </w:r>
+      <w:r>
+        <w:rPr>
+          <w:rFonts w:ascii="Consolas" w:hAnsi="Consolas" w:eastAsia="맑은 고딕"/>
+          <w:sz w:val="21"/>
+        </w:rPr>
+        <w:t xml:space="preserve">VALIDATE DATABASE VERBOSE</w:t>
+      </w:r>
+      <w:r>
+        <w:rPr>
+          <w:rFonts w:ascii="맑은 고딕" w:hAnsi="맑은 고딕" w:eastAsia="맑은 고딕"/>
+          <w:sz w:val="21"/>
+        </w:rPr>
+        <w:t xml:space="preserve">의 출력을 항목별로 어떤 순서로 읽고 무엇을 판정할 것인지 점검표 형태로 제시하라.</w:t>
       </w:r>
     </w:p>
     <w:p>
@@ -571,7 +977,35 @@
           <w:rFonts w:ascii="맑은 고딕" w:hAnsi="맑은 고딕" w:eastAsia="맑은 고딕"/>
           <w:sz w:val="21"/>
         </w:rPr>
-        <w:t>[추가-20] `apply finish time`과 `estimated startup time`을 이용해 현재 구성의 RTO를 산정하는 절차를 제시하고, 이 값이 실제와 어긋날 수 있는 경우를 세 가지 이상 들라.</w:t>
+        <w:t xml:space="preserve">[추가-20] </w:t>
+      </w:r>
+      <w:r>
+        <w:rPr>
+          <w:rFonts w:ascii="Consolas" w:hAnsi="Consolas" w:eastAsia="맑은 고딕"/>
+          <w:sz w:val="21"/>
+        </w:rPr>
+        <w:t xml:space="preserve">apply finish time</w:t>
+      </w:r>
+      <w:r>
+        <w:rPr>
+          <w:rFonts w:ascii="맑은 고딕" w:hAnsi="맑은 고딕" w:eastAsia="맑은 고딕"/>
+          <w:sz w:val="21"/>
+        </w:rPr>
+        <w:t xml:space="preserve">과 </w:t>
+      </w:r>
+      <w:r>
+        <w:rPr>
+          <w:rFonts w:ascii="Consolas" w:hAnsi="Consolas" w:eastAsia="맑은 고딕"/>
+          <w:sz w:val="21"/>
+        </w:rPr>
+        <w:t xml:space="preserve">estimated startup time</w:t>
+      </w:r>
+      <w:r>
+        <w:rPr>
+          <w:rFonts w:ascii="맑은 고딕" w:hAnsi="맑은 고딕" w:eastAsia="맑은 고딕"/>
+          <w:sz w:val="21"/>
+        </w:rPr>
+        <w:t xml:space="preserve">을 이용해 현재 구성의 RTO를 산정하는 절차를 제시하고, 이 값이 실제와 어긋날 수 있는 경우를 세 가지 이상 들라.</w:t>
       </w:r>
     </w:p>
     <w:p>
@@ -584,6 +1018,8 @@
       </w:r>
     </w:p>
     <w:sectPr>
+      <w:headerReference w:type="default" r:id="rId9"/>
+      <w:footerReference w:type="default" r:id="rId10"/>
       <w:pgSz w:w="12240" w:h="15840"/>
       <w:pgMar w:top="1440" w:right="1800" w:bottom="1440" w:left="1800" w:header="720" w:footer="720" w:gutter="0"/>
       <w:cols w:space="720"/>
@@ -591,6 +1027,26 @@
     </w:sectPr>
   </w:body>
 </w:document>
+</file>
+
+<file path=word/footer1.xml><?xml version="1.0" encoding="utf-8"?>
+<w:ftr xmlns:m="http://schemas.openxmlformats.org/officeDocument/2006/math" xmlns:mc="http://schemas.openxmlformats.org/markup-compatibility/2006" xmlns:mo="http://schemas.microsoft.com/office/mac/office/2008/main" xmlns:mv="urn:schemas-microsoft-com:mac:vml" xmlns:o="urn:schemas-microsoft-com:office:office" xmlns:r="http://schemas.openxmlformats.org/officeDocument/2006/relationships" xmlns:v="urn:schemas-microsoft-com:vml" xmlns:w10="urn:schemas-microsoft-com:office:word" xmlns:w14="http://schemas.microsoft.com/office/word/2010/wordml" xmlns:w="http://schemas.openxmlformats.org/wordprocessingml/2006/main" xmlns:wne="http://schemas.microsoft.com/office/word/2006/wordml" xmlns:wp14="http://schemas.microsoft.com/office/word/2010/wordprocessingDrawing" xmlns:wp="http://schemas.openxmlformats.org/drawingml/2006/wordprocessingDrawing" xmlns:wpc="http://schemas.microsoft.com/office/word/2010/wordprocessingCanvas" xmlns:wpg="http://schemas.microsoft.com/office/word/2010/wordprocessingGroup" xmlns:wpi="http://schemas.microsoft.com/office/word/2010/wordprocessingInk" xmlns:wps="http://schemas.microsoft.com/office/word/2010/wordprocessingShape" mc:Ignorable="w14 wp14">
+  <w:p>
+    <w:pPr>
+      <w:pStyle w:val="Footer"/>
+    </w:pPr>
+  </w:p>
+</w:ftr>
+</file>
+
+<file path=word/header1.xml><?xml version="1.0" encoding="utf-8"?>
+<w:hdr xmlns:m="http://schemas.openxmlformats.org/officeDocument/2006/math" xmlns:mc="http://schemas.openxmlformats.org/markup-compatibility/2006" xmlns:mo="http://schemas.microsoft.com/office/mac/office/2008/main" xmlns:mv="urn:schemas-microsoft-com:mac:vml" xmlns:o="urn:schemas-microsoft-com:office:office" xmlns:r="http://schemas.openxmlformats.org/officeDocument/2006/relationships" xmlns:v="urn:schemas-microsoft-com:vml" xmlns:w10="urn:schemas-microsoft-com:office:word" xmlns:w14="http://schemas.microsoft.com/office/word/2010/wordml" xmlns:w="http://schemas.openxmlformats.org/wordprocessingml/2006/main" xmlns:wne="http://schemas.microsoft.com/office/word/2006/wordml" xmlns:wp14="http://schemas.microsoft.com/office/word/2010/wordprocessingDrawing" xmlns:wp="http://schemas.openxmlformats.org/drawingml/2006/wordprocessingDrawing" xmlns:wpc="http://schemas.microsoft.com/office/word/2010/wordprocessingCanvas" xmlns:wpg="http://schemas.microsoft.com/office/word/2010/wordprocessingGroup" xmlns:wpi="http://schemas.microsoft.com/office/word/2010/wordprocessingInk" xmlns:wps="http://schemas.microsoft.com/office/word/2010/wordprocessingShape" mc:Ignorable="w14 wp14">
+  <w:p>
+    <w:pPr>
+      <w:pStyle w:val="Header"/>
+    </w:pPr>
+  </w:p>
+</w:hdr>
 </file>
 
 <file path=word/numbering.xml><?xml version="1.0" encoding="utf-8"?>
